--- a/vvdn/ldo/README.docx
+++ b/vvdn/ldo/README.docx
@@ -3733,7 +3733,7 @@
           <w:color w:val="282C34"/>
           <w:sz w:val="21"/>
         </w:rPr>
-        <w:t>The LDO engineering documentation suite is partitioned into three focused, specialized technical guides:</w:t>
+        <w:t>The LDO engineering documentation suite is partitioned into four focused, specialized technical guides:</w:t>
       </w:r>
     </w:p>
     <w:tbl>
@@ -3781,7 +3781,9 @@
               <w:br/>
               <w:t>├── nmos-ldo-working-and-architecture.md (.docx)       # Source-Follower topology, Vbias rails, charge pumps &amp; fast transient</w:t>
               <w:br/>
-              <w:t>└── ldo-calculations-and-thermal-design.md (.docx)     # Thermal networks, heatsinks, feedback dividers, ESR zeros &amp; RCA</w:t>
+              <w:t>├── ldo-calculations-and-thermal-design.md (.docx)     # Thermal networks, heatsinks, feedback dividers, ESR zeros &amp; RCA</w:t>
+              <w:br/>
+              <w:t>└── ldo-in-power-electronics.md (.docx)                # Power tree, SMPS post-regulation, paralleling, fast transient &amp; rugged protection</w:t>
             </w:r>
           </w:p>
         </w:tc>
@@ -4443,6 +4445,209 @@
     </w:p>
     <w:p>
       <w:pPr>
+        <w:spacing w:before="160" w:after="80"/>
+      </w:pPr>
+      <w:r>
+        <w:rPr>
+          <w:b/>
+          <w:color w:val="0066CC"/>
+          <w:sz w:val="24"/>
+          <w:u w:val="single"/>
+        </w:rPr>
+        <w:t>4. LDOs in Power Electronics: Architectures &amp; Rugged Protection</w:t>
+      </w:r>
+    </w:p>
+    <w:p>
+      <w:pPr>
+        <w:pStyle w:val="ListBullet"/>
+        <w:spacing w:after="40"/>
+        <w:ind w:left="360"/>
+      </w:pPr>
+      <w:r>
+        <w:rPr>
+          <w:color w:val="282C34"/>
+          <w:sz w:val="21"/>
+        </w:rPr>
+        <w:t>Strategic role of LDOs in high-noise power electronics (motor drives, inverters, EVSE, solar): precision shunt current sensing, clean ADC references, and gate driver logic rails.</w:t>
+      </w:r>
+    </w:p>
+    <w:p>
+      <w:pPr>
+        <w:pStyle w:val="ListBullet"/>
+        <w:spacing w:after="40"/>
+        <w:ind w:left="360"/>
+      </w:pPr>
+      <w:r>
+        <w:rPr>
+          <w:color w:val="282C34"/>
+          <w:sz w:val="21"/>
+        </w:rPr>
+        <w:t>Hybrid Power Architecture (SMPS Pre-Regulator + LDO Post-Regulator): dynamic headroom sizing (</w:t>
+      </w:r>
+      <w:r>
+        <w:rPr>
+          <w:i/>
+          <w:color w:val="145AA0"/>
+          <w:sz w:val="21"/>
+        </w:rPr>
+        <w:t>V_{IN(LDO) ≥ V_{OUT + V_{DO + V_{ripple/2 + V_{margin</w:t>
+      </w:r>
+      <w:r>
+        <w:rPr>
+          <w:color w:val="282C34"/>
+          <w:sz w:val="21"/>
+        </w:rPr>
+        <w:t>) and system efficiency formulations (</w:t>
+      </w:r>
+      <w:r>
+        <w:rPr>
+          <w:i/>
+          <w:color w:val="145AA0"/>
+          <w:sz w:val="21"/>
+        </w:rPr>
+        <w:t>\eta_{total \approx 80\%</w:t>
+      </w:r>
+      <w:r>
+        <w:rPr>
+          <w:color w:val="282C34"/>
+          <w:sz w:val="21"/>
+        </w:rPr>
+        <w:t>).</w:t>
+      </w:r>
+    </w:p>
+    <w:p>
+      <w:pPr>
+        <w:pStyle w:val="ListBullet"/>
+        <w:spacing w:after="40"/>
+        <w:ind w:left="360"/>
+      </w:pPr>
+      <w:r>
+        <w:rPr>
+          <w:color w:val="282C34"/>
+          <w:sz w:val="21"/>
+        </w:rPr>
+        <w:t>Intermediate passive filtering: Ferrite Bead + MLCC Pi-network bridging the LDO PSRR roll-off zone (</w:t>
+      </w:r>
+      <w:r>
+        <w:rPr>
+          <w:i/>
+          <w:color w:val="145AA0"/>
+          <w:sz w:val="21"/>
+        </w:rPr>
+        <w:t>200\,kHz \dots 2\,MHz</w:t>
+      </w:r>
+      <w:r>
+        <w:rPr>
+          <w:color w:val="282C34"/>
+          <w:sz w:val="21"/>
+        </w:rPr>
+        <w:t>).</w:t>
+      </w:r>
+    </w:p>
+    <w:p>
+      <w:pPr>
+        <w:pStyle w:val="ListBullet"/>
+        <w:spacing w:after="40"/>
+        <w:ind w:left="360"/>
+      </w:pPr>
+      <w:r>
+        <w:rPr>
+          <w:color w:val="282C34"/>
+          <w:sz w:val="21"/>
+        </w:rPr>
+        <w:t>High-current scaling and paralleling: Ballast resistors vs. modern precision current-reference (SET-pin) architectures (LT3080 / LT3083 / TPS7A85) with active current sharing.</w:t>
+      </w:r>
+    </w:p>
+    <w:p>
+      <w:pPr>
+        <w:pStyle w:val="ListBullet"/>
+        <w:spacing w:after="40"/>
+        <w:ind w:left="360"/>
+      </w:pPr>
+      <w:r>
+        <w:rPr>
+          <w:color w:val="282C34"/>
+          <w:sz w:val="21"/>
+        </w:rPr>
+        <w:t>Rugged protection mechanics: Inrush current limitation and soft-start capacitor (</w:t>
+      </w:r>
+      <w:r>
+        <w:rPr>
+          <w:i/>
+          <w:color w:val="145AA0"/>
+          <w:sz w:val="21"/>
+        </w:rPr>
+        <w:t>C_{SS</w:t>
+      </w:r>
+      <w:r>
+        <w:rPr>
+          <w:color w:val="282C34"/>
+          <w:sz w:val="21"/>
+        </w:rPr>
+        <w:t>) sizing, reverse-current backfeeding protection under bus collapse, and short-circuit foldback limiting.</w:t>
+      </w:r>
+    </w:p>
+    <w:p>
+      <w:pPr>
+        <w:pStyle w:val="ListBullet"/>
+        <w:spacing w:after="40"/>
+        <w:ind w:left="360"/>
+      </w:pPr>
+      <w:r>
+        <w:rPr>
+          <w:color w:val="282C34"/>
+          <w:sz w:val="21"/>
+        </w:rPr>
+        <w:t xml:space="preserve">Complete hardware implementation: Industrial </w:t>
+      </w:r>
+      <w:r>
+        <w:rPr>
+          <w:i/>
+          <w:color w:val="145AA0"/>
+          <w:sz w:val="21"/>
+        </w:rPr>
+        <w:t>24\,V \rightarrow 3.8\,V</w:t>
+      </w:r>
+      <w:r>
+        <w:rPr>
+          <w:color w:val="282C34"/>
+          <w:sz w:val="21"/>
+        </w:rPr>
+        <w:t xml:space="preserve"> Buck </w:t>
+      </w:r>
+      <w:r>
+        <w:rPr>
+          <w:i/>
+          <w:color w:val="145AA0"/>
+          <w:sz w:val="21"/>
+        </w:rPr>
+        <w:t>\rightarrow 3.3\,V</w:t>
+      </w:r>
+      <w:r>
+        <w:rPr>
+          <w:color w:val="282C34"/>
+          <w:sz w:val="21"/>
+        </w:rPr>
+        <w:t xml:space="preserve"> ultra-low noise (</w:t>
+      </w:r>
+      <w:r>
+        <w:rPr>
+          <w:i/>
+          <w:color w:val="145AA0"/>
+          <w:sz w:val="21"/>
+        </w:rPr>
+        <w:t>4.2\,µV_{RMS</w:t>
+      </w:r>
+      <w:r>
+        <w:rPr>
+          <w:color w:val="282C34"/>
+          <w:sz w:val="21"/>
+        </w:rPr>
+        <w:t>) analog power supply schematic.</w:t>
+      </w:r>
+    </w:p>
+    <w:p>
+      <w:pPr>
         <w:spacing w:before="80" w:after="80"/>
         <w:pBdr>
           <w:bottom w:val="single" w:sz="6" w:space="1" w:color="E2E8F0"/>
@@ -4636,6 +4841,8 @@
               <w:t>python3 tools/md_to_docx.py ldo/nmos-ldo-working-and-architecture.md</w:t>
               <w:br/>
               <w:t>python3 tools/md_to_docx.py ldo/ldo-calculations-and-thermal-design.md</w:t>
+              <w:br/>
+              <w:t>python3 tools/md_to_docx.py ldo/ldo-in-power-electronics.md</w:t>
             </w:r>
           </w:p>
         </w:tc>

--- a/vvdn/ldo/README.docx
+++ b/vvdn/ldo/README.docx
@@ -117,37 +117,7 @@
           <w:color w:val="282C34"/>
           <w:sz w:val="21"/>
         </w:rPr>
-        <w:t>) is a continuous-conduction linear voltage regulator capable of maintaining a stable, low-noise, tightly regulated DC output voltage (</w:t>
-      </w:r>
-      <w:r>
-        <w:rPr>
-          <w:i/>
-          <w:color w:val="145AA0"/>
-          <w:sz w:val="21"/>
-        </w:rPr>
-        <w:t>V_{OUT</w:t>
-      </w:r>
-      <w:r>
-        <w:rPr>
-          <w:color w:val="282C34"/>
-          <w:sz w:val="21"/>
-        </w:rPr>
-        <w:t>) even when the unregulated input supply voltage (</w:t>
-      </w:r>
-      <w:r>
-        <w:rPr>
-          <w:i/>
-          <w:color w:val="145AA0"/>
-          <w:sz w:val="21"/>
-        </w:rPr>
-        <w:t>V_{IN</w:t>
-      </w:r>
-      <w:r>
-        <w:rPr>
-          <w:color w:val="282C34"/>
-          <w:sz w:val="21"/>
-        </w:rPr>
-        <w:t>) is only slightly higher than the target output (often differing by mere millivolts to a few hundred millivolts).</w:t>
+        <w:t>) is a continuous-conduction linear voltage regulator capable of maintaining a stable, low-noise, tightly regulated DC output voltage (V_OUT) even when the unregulated input supply voltage (V_IN) is only slightly higher than the target output (often differing by mere millivolts to a few hundred millivolts).</w:t>
       </w:r>
     </w:p>
     <w:p>
@@ -286,44 +256,14 @@
           <w:color w:val="282C34"/>
           <w:sz w:val="21"/>
         </w:rPr>
-        <w:t>Bandgap Voltage Reference ($V_{REF}$)</w:t>
+        <w:t>Bandgap Voltage Reference (V_REF)</w:t>
       </w:r>
       <w:r>
         <w:rPr>
           <w:color w:val="282C34"/>
           <w:sz w:val="21"/>
         </w:rPr>
-        <w:t xml:space="preserve">: Provides a temperature-compensated, stable DC reference voltage (typically </w:t>
-      </w:r>
-      <w:r>
-        <w:rPr>
-          <w:i/>
-          <w:color w:val="145AA0"/>
-          <w:sz w:val="21"/>
-        </w:rPr>
-        <w:t>0.5\,V \dots 1.25\,V</w:t>
-      </w:r>
-      <w:r>
-        <w:rPr>
-          <w:color w:val="282C34"/>
-          <w:sz w:val="21"/>
-        </w:rPr>
-        <w:t>) with negligible drift across automotive temperature ranges (</w:t>
-      </w:r>
-      <w:r>
-        <w:rPr>
-          <w:i/>
-          <w:color w:val="145AA0"/>
-          <w:sz w:val="21"/>
-        </w:rPr>
-        <w:t>-40^\circC \dots +125^\circC</w:t>
-      </w:r>
-      <w:r>
-        <w:rPr>
-          <w:color w:val="282C34"/>
-          <w:sz w:val="21"/>
-        </w:rPr>
-        <w:t>).</w:t>
+        <w:t>: Provides a temperature-compensated, stable DC reference voltage (typically 0.5 V ... 1.25 V) with negligible drift across automotive temperature ranges (-40°C ... +125°C).</w:t>
       </w:r>
     </w:p>
     <w:p>
@@ -338,57 +278,60 @@
           <w:color w:val="282C34"/>
           <w:sz w:val="21"/>
         </w:rPr>
-        <w:t>Resistive Feedback Divider ($R_1, R_2$)</w:t>
+        <w:t>Resistive Feedback Divider (R1, R2)</w:t>
       </w:r>
       <w:r>
         <w:rPr>
           <w:color w:val="282C34"/>
           <w:sz w:val="21"/>
         </w:rPr>
-        <w:t xml:space="preserve">: Scales down the output voltage to produce feedback voltage </w:t>
-      </w:r>
-      <w:r>
-        <w:rPr>
-          <w:i/>
-          <w:color w:val="145AA0"/>
-          <w:sz w:val="21"/>
-        </w:rPr>
-        <w:t>V_{FB</w:t>
-      </w:r>
-      <w:r>
-        <w:rPr>
-          <w:color w:val="282C34"/>
-          <w:sz w:val="21"/>
-        </w:rPr>
-        <w:t>:</w:t>
+        <w:t>: Scales down the output voltage to produce feedback voltage V_FB:</w:t>
       </w:r>
     </w:p>
-    <w:p>
-      <w:pPr>
-        <w:spacing w:after="80"/>
-      </w:pPr>
-      <w:r>
-        <w:rPr>
-          <w:i/>
-          <w:color w:val="145AA0"/>
-          <w:sz w:val="21"/>
-        </w:rPr>
-      </w:r>
-      <w:r>
-        <w:rPr>
-          <w:color w:val="282C34"/>
-          <w:sz w:val="21"/>
-        </w:rPr>
-        <w:t>V_{FB} = V_{OUT} \times \frac{R_2}{R_1 + R_2}</w:t>
-      </w:r>
-      <w:r>
-        <w:rPr>
-          <w:i/>
-          <w:color w:val="145AA0"/>
-          <w:sz w:val="21"/>
-        </w:rPr>
-      </w:r>
-    </w:p>
+    <w:tbl>
+      <w:tblPr>
+        <w:tblW w:type="auto" w:w="0"/>
+        <w:jc w:val="center"/>
+        <w:tblLook w:firstColumn="1" w:firstRow="1" w:lastColumn="0" w:lastRow="0" w:noHBand="0" w:noVBand="1" w:val="04A0"/>
+      </w:tblPr>
+      <w:tblGrid>
+        <w:gridCol w:w="9792"/>
+      </w:tblGrid>
+      <w:tr>
+        <w:tc>
+          <w:tcPr>
+            <w:tcW w:type="dxa" w:w="9792"/>
+            <w:shd w:fill="F5F6F8"/>
+            <w:tcMar>
+              <w:top w:w="80" w:type="dxa"/>
+              <w:bottom w:w="80" w:type="dxa"/>
+              <w:left w:w="140" w:type="dxa"/>
+              <w:right w:w="140" w:type="dxa"/>
+            </w:tcMar>
+            <w:tcBorders>
+              <w:left w:val="single" w:sz="18" w:space="0" w:color="CBD5E0"/>
+              <w:top w:val="none"/>
+              <w:right w:val="none"/>
+              <w:bottom w:val="none"/>
+            </w:tcBorders>
+          </w:tcPr>
+          <w:p>
+            <w:pPr>
+              <w:spacing w:line="240" w:lineRule="auto" w:after="0"/>
+            </w:pPr>
+            <w:r>
+              <w:rPr>
+                <w:rFonts w:ascii="Consolas" w:hAnsi="Consolas"/>
+                <w:color w:val="2D3748"/>
+                <w:sz w:val="18"/>
+              </w:rPr>
+              <w:t>V_FB = V_OUT * R_2 / (R_1 + R_2)</w:t>
+            </w:r>
+          </w:p>
+        </w:tc>
+      </w:tr>
+    </w:tbl>
+    <w:p/>
     <w:p>
       <w:pPr>
         <w:pStyle w:val="ListNumber"/>
@@ -408,97 +351,7 @@
           <w:color w:val="282C34"/>
           <w:sz w:val="21"/>
         </w:rPr>
-        <w:t xml:space="preserve">: Continuously compares </w:t>
-      </w:r>
-      <w:r>
-        <w:rPr>
-          <w:i/>
-          <w:color w:val="145AA0"/>
-          <w:sz w:val="21"/>
-        </w:rPr>
-        <w:t>V_{FB</w:t>
-      </w:r>
-      <w:r>
-        <w:rPr>
-          <w:color w:val="282C34"/>
-          <w:sz w:val="21"/>
-        </w:rPr>
-        <w:t xml:space="preserve"> against </w:t>
-      </w:r>
-      <w:r>
-        <w:rPr>
-          <w:i/>
-          <w:color w:val="145AA0"/>
-          <w:sz w:val="21"/>
-        </w:rPr>
-        <w:t>V_{REF</w:t>
-      </w:r>
-      <w:r>
-        <w:rPr>
-          <w:color w:val="282C34"/>
-          <w:sz w:val="21"/>
-        </w:rPr>
-        <w:t xml:space="preserve">. If </w:t>
-      </w:r>
-      <w:r>
-        <w:rPr>
-          <w:i/>
-          <w:color w:val="145AA0"/>
-          <w:sz w:val="21"/>
-        </w:rPr>
-        <w:t>V_{OUT</w:t>
-      </w:r>
-      <w:r>
-        <w:rPr>
-          <w:color w:val="282C34"/>
-          <w:sz w:val="21"/>
-        </w:rPr>
-        <w:t xml:space="preserve"> drops due to a sudden load increase, </w:t>
-      </w:r>
-      <w:r>
-        <w:rPr>
-          <w:i/>
-          <w:color w:val="145AA0"/>
-          <w:sz w:val="21"/>
-        </w:rPr>
-        <w:t>V_{FB</w:t>
-      </w:r>
-      <w:r>
-        <w:rPr>
-          <w:color w:val="282C34"/>
-          <w:sz w:val="21"/>
-        </w:rPr>
-        <w:t xml:space="preserve"> falls below </w:t>
-      </w:r>
-      <w:r>
-        <w:rPr>
-          <w:i/>
-          <w:color w:val="145AA0"/>
-          <w:sz w:val="21"/>
-        </w:rPr>
-        <w:t>V_{REF</w:t>
-      </w:r>
-      <w:r>
-        <w:rPr>
-          <w:color w:val="282C34"/>
-          <w:sz w:val="21"/>
-        </w:rPr>
-        <w:t xml:space="preserve">; the error amplifier amplifies the difference and modulates the pass element's gate to decrease channel resistance, restoring </w:t>
-      </w:r>
-      <w:r>
-        <w:rPr>
-          <w:i/>
-          <w:color w:val="145AA0"/>
-          <w:sz w:val="21"/>
-        </w:rPr>
-        <w:t>V_{OUT</w:t>
-      </w:r>
-      <w:r>
-        <w:rPr>
-          <w:color w:val="282C34"/>
-          <w:sz w:val="21"/>
-        </w:rPr>
-        <w:t xml:space="preserve"> to its nominal target.</w:t>
+        <w:t>: Continuously compares V_FB against V_REF. If V_OUT drops due to a sudden load increase, V_FB falls below V_REF; the error amplifier amplifies the difference and modulates the pass element's gate to decrease channel resistance, restoring V_OUT to its nominal target.</w:t>
       </w:r>
     </w:p>
     <w:p>
@@ -520,52 +373,7 @@
           <w:color w:val="282C34"/>
           <w:sz w:val="21"/>
         </w:rPr>
-        <w:t xml:space="preserve">: The power actuator controlling current flow from </w:t>
-      </w:r>
-      <w:r>
-        <w:rPr>
-          <w:i/>
-          <w:color w:val="145AA0"/>
-          <w:sz w:val="21"/>
-        </w:rPr>
-        <w:t>V_{IN</w:t>
-      </w:r>
-      <w:r>
-        <w:rPr>
-          <w:color w:val="282C34"/>
-          <w:sz w:val="21"/>
-        </w:rPr>
-        <w:t xml:space="preserve"> to </w:t>
-      </w:r>
-      <w:r>
-        <w:rPr>
-          <w:i/>
-          <w:color w:val="145AA0"/>
-          <w:sz w:val="21"/>
-        </w:rPr>
-        <w:t>V_{OUT</w:t>
-      </w:r>
-      <w:r>
-        <w:rPr>
-          <w:color w:val="282C34"/>
-          <w:sz w:val="21"/>
-        </w:rPr>
-        <w:t>. Sized physically large to handle high load currents with minimum on-resistance (</w:t>
-      </w:r>
-      <w:r>
-        <w:rPr>
-          <w:i/>
-          <w:color w:val="145AA0"/>
-          <w:sz w:val="21"/>
-        </w:rPr>
-        <w:t>R_{DS(on)</w:t>
-      </w:r>
-      <w:r>
-        <w:rPr>
-          <w:color w:val="282C34"/>
-          <w:sz w:val="21"/>
-        </w:rPr>
-        <w:t>).</w:t>
+        <w:t>: The power actuator controlling current flow from V_IN to V_OUT. Sized physically large to handle high load currents with minimum on-resistance (R_DS(on)).</w:t>
       </w:r>
     </w:p>
     <w:p>
@@ -698,24 +506,7 @@
                 <w:color w:val="FFFFFF"/>
                 <w:sz w:val="19"/>
               </w:rPr>
-              <w:t xml:space="preserve">NMOS (Dual-Rail / </w:t>
-            </w:r>
-            <w:r>
-              <w:rPr>
-                <w:b/>
-                <w:i/>
-                <w:color w:val="145AA0"/>
-                <w:sz w:val="19"/>
-              </w:rPr>
-              <w:t>V_{BIAS</w:t>
-            </w:r>
-            <w:r>
-              <w:rPr>
-                <w:b/>
-                <w:color w:val="FFFFFF"/>
-                <w:sz w:val="19"/>
-              </w:rPr>
-              <w:t>)</w:t>
+              <w:t>NMOS (Dual-Rail / V_BIAS)</w:t>
             </w:r>
           </w:p>
         </w:tc>
@@ -993,18 +784,10 @@
             </w:pPr>
             <w:r>
               <w:rPr>
-                <w:i/>
-                <w:color w:val="145AA0"/>
-                <w:sz w:val="18"/>
-              </w:rPr>
-              <w:t>V_{GATE &lt; V_{IN</w:t>
-            </w:r>
-            <w:r>
-              <w:rPr>
                 <w:color w:val="282C34"/>
                 <w:sz w:val="18"/>
               </w:rPr>
-              <w:t xml:space="preserve"> (Driven towards GND)</w:t>
+              <w:t>V_GATE &lt; V_IN (Driven towards GND)</w:t>
             </w:r>
           </w:p>
         </w:tc>
@@ -1026,33 +809,10 @@
             </w:pPr>
             <w:r>
               <w:rPr>
-                <w:i/>
-                <w:color w:val="145AA0"/>
-                <w:sz w:val="18"/>
-              </w:rPr>
-              <w:t>V_{GATE &gt; V_{OUT + V_{GS</w:t>
-            </w:r>
-            <w:r>
-              <w:rPr>
                 <w:color w:val="282C34"/>
                 <w:sz w:val="18"/>
               </w:rPr>
-              <w:t xml:space="preserve"> (Powered by </w:t>
-            </w:r>
-            <w:r>
-              <w:rPr>
-                <w:i/>
-                <w:color w:val="145AA0"/>
-                <w:sz w:val="18"/>
-              </w:rPr>
-              <w:t>V_{BIAS</w:t>
-            </w:r>
-            <w:r>
-              <w:rPr>
-                <w:color w:val="282C34"/>
-                <w:sz w:val="18"/>
-              </w:rPr>
-              <w:t>)</w:t>
+              <w:t>V_GATE &gt; V_OUT + V_GS (Powered by V_BIAS)</w:t>
             </w:r>
           </w:p>
         </w:tc>
@@ -1074,18 +834,10 @@
             </w:pPr>
             <w:r>
               <w:rPr>
-                <w:i/>
-                <w:color w:val="145AA0"/>
-                <w:sz w:val="18"/>
-              </w:rPr>
-              <w:t>V_{GATE &gt; V_{OUT + V_{GS</w:t>
-            </w:r>
-            <w:r>
-              <w:rPr>
                 <w:color w:val="282C34"/>
                 <w:sz w:val="18"/>
               </w:rPr>
-              <w:t xml:space="preserve"> (Internal oscillator)</w:t>
+              <w:t>V_GATE &gt; V_OUT + V_GS (Internal oscillator)</w:t>
             </w:r>
           </w:p>
         </w:tc>
@@ -1107,11 +859,10 @@
             </w:pPr>
             <w:r>
               <w:rPr>
-                <w:i/>
-                <w:color w:val="145AA0"/>
+                <w:color w:val="282C34"/>
                 <w:sz w:val="18"/>
               </w:rPr>
-              <w:t>V_{BASE = V_{OUT + 2 V_{BE</w:t>
+              <w:t>V_BASE = V_OUT + 2 * V_BE</w:t>
             </w:r>
           </w:p>
         </w:tc>
@@ -1133,33 +884,10 @@
             </w:pPr>
             <w:r>
               <w:rPr>
-                <w:i/>
-                <w:color w:val="145AA0"/>
-                <w:sz w:val="18"/>
-              </w:rPr>
-              <w:t>I_{BASE</w:t>
-            </w:r>
-            <w:r>
-              <w:rPr>
                 <w:color w:val="282C34"/>
                 <w:sz w:val="18"/>
               </w:rPr>
-              <w:t xml:space="preserve"> sinks to GND (</w:t>
-            </w:r>
-            <w:r>
-              <w:rPr>
-                <w:i/>
-                <w:color w:val="145AA0"/>
-                <w:sz w:val="18"/>
-              </w:rPr>
-              <w:t>V_{IN - V_{BE</w:t>
-            </w:r>
-            <w:r>
-              <w:rPr>
-                <w:color w:val="282C34"/>
-                <w:sz w:val="18"/>
-              </w:rPr>
-              <w:t>)</w:t>
+              <w:t>I_BASE sinks to GND (V_IN - V_BE)</w:t>
             </w:r>
           </w:p>
         </w:tc>
@@ -1218,22 +946,7 @@
                 <w:color w:val="282C34"/>
                 <w:sz w:val="18"/>
               </w:rPr>
-              <w:t xml:space="preserve"> (Single </w:t>
-            </w:r>
-            <w:r>
-              <w:rPr>
-                <w:i/>
-                <w:color w:val="145AA0"/>
-                <w:sz w:val="18"/>
-              </w:rPr>
-              <w:t>V_{IN</w:t>
-            </w:r>
-            <w:r>
-              <w:rPr>
-                <w:color w:val="282C34"/>
-                <w:sz w:val="18"/>
-              </w:rPr>
-              <w:t xml:space="preserve"> rail)</w:t>
+              <w:t xml:space="preserve"> (Single V_IN rail)</w:t>
             </w:r>
           </w:p>
         </w:tc>
@@ -1265,22 +978,7 @@
                 <w:color w:val="282C34"/>
                 <w:sz w:val="18"/>
               </w:rPr>
-              <w:t xml:space="preserve"> (</w:t>
-            </w:r>
-            <w:r>
-              <w:rPr>
-                <w:i/>
-                <w:color w:val="145AA0"/>
-                <w:sz w:val="18"/>
-              </w:rPr>
-              <w:t>V_{BIAS ≥ V_{OUT + 1.5V</w:t>
-            </w:r>
-            <w:r>
-              <w:rPr>
-                <w:color w:val="282C34"/>
-                <w:sz w:val="18"/>
-              </w:rPr>
-              <w:t>)</w:t>
+              <w:t xml:space="preserve"> (V_BIAS &gt;= V_OUT + 1.5V)</w:t>
             </w:r>
           </w:p>
         </w:tc>
@@ -1388,7 +1086,7 @@
                 <w:color w:val="282C34"/>
                 <w:sz w:val="18"/>
               </w:rPr>
-              <w:t>Dropout Voltage ($V_{DO}$)</w:t>
+              <w:t>Dropout Voltage (V_DO)</w:t>
             </w:r>
           </w:p>
         </w:tc>
@@ -1414,29 +1112,14 @@
                 <w:color w:val="282C34"/>
                 <w:sz w:val="18"/>
               </w:rPr>
-              <w:t>$I_{LOAD} \times R_{DS(on)}$</w:t>
+              <w:t>I_LOAD * R_DS(on)</w:t>
             </w:r>
             <w:r>
               <w:rPr>
                 <w:color w:val="282C34"/>
                 <w:sz w:val="18"/>
               </w:rPr>
-              <w:t xml:space="preserve"> (e.g. </w:t>
-            </w:r>
-            <w:r>
-              <w:rPr>
-                <w:i/>
-                <w:color w:val="145AA0"/>
-                <w:sz w:val="18"/>
-              </w:rPr>
-              <w:t>100\,mV</w:t>
-            </w:r>
-            <w:r>
-              <w:rPr>
-                <w:color w:val="282C34"/>
-                <w:sz w:val="18"/>
-              </w:rPr>
-              <w:t>)</w:t>
+              <w:t xml:space="preserve"> (e.g. 100 mV)</w:t>
             </w:r>
           </w:p>
         </w:tc>
@@ -1462,7 +1145,7 @@
                 <w:color w:val="282C34"/>
                 <w:sz w:val="18"/>
               </w:rPr>
-              <w:t>Ultra-Low ($30 - 80\,\text{mV}$)</w:t>
+              <w:t>Ultra-Low (30 - 80 mV)</w:t>
             </w:r>
           </w:p>
         </w:tc>
@@ -1488,7 +1171,7 @@
                 <w:color w:val="282C34"/>
                 <w:sz w:val="18"/>
               </w:rPr>
-              <w:t>Ultra-Low ($50 - 100\,\text{mV}$)</w:t>
+              <w:t>Ultra-Low (50 - 100 mV)</w:t>
             </w:r>
           </w:p>
         </w:tc>
@@ -1513,15 +1196,7 @@
                 <w:color w:val="282C34"/>
                 <w:sz w:val="18"/>
               </w:rPr>
-              <w:t xml:space="preserve">High: </w:t>
-            </w:r>
-            <w:r>
-              <w:rPr>
-                <w:i/>
-                <w:color w:val="145AA0"/>
-                <w:sz w:val="18"/>
-              </w:rPr>
-              <w:t>1.2\,V \dots 2.2\,V</w:t>
+              <w:t>High: 1.2 V ... 2.2 V</w:t>
             </w:r>
           </w:p>
         </w:tc>
@@ -1546,15 +1221,7 @@
                 <w:color w:val="282C34"/>
                 <w:sz w:val="18"/>
               </w:rPr>
-              <w:t xml:space="preserve">Low: </w:t>
-            </w:r>
-            <w:r>
-              <w:rPr>
-                <w:i/>
-                <w:color w:val="145AA0"/>
-                <w:sz w:val="18"/>
-              </w:rPr>
-              <w:t>V_{CE(sat) \approx 200 - 400\,mV</w:t>
+              <w:t>Low: V_CE(sat) ≈ 200 - 400 mV</w:t>
             </w:r>
           </w:p>
         </w:tc>
@@ -1581,7 +1248,7 @@
                 <w:color w:val="282C34"/>
                 <w:sz w:val="18"/>
               </w:rPr>
-              <w:t>Output Impedance ($R_{OUT}$)</w:t>
+              <w:t>Output Impedance (R_OUT)</w:t>
             </w:r>
           </w:p>
         </w:tc>
@@ -1613,22 +1280,48 @@
                 <w:color w:val="282C34"/>
                 <w:sz w:val="18"/>
               </w:rPr>
-              <w:t xml:space="preserve"> (</w:t>
+              <w:t xml:space="preserve"> (r_o</w:t>
             </w:r>
-            <w:r>
-              <w:rPr>
-                <w:i/>
-                <w:color w:val="145AA0"/>
-                <w:sz w:val="18"/>
-              </w:rPr>
-              <w:t>r_o \parallel R_{LOAD</w:t>
-            </w:r>
+          </w:p>
+        </w:tc>
+        <w:tc>
+          <w:tcPr>
+            <w:tcW w:type="dxa" w:w="1632"/>
+            <w:tcMar>
+              <w:top w:w="80" w:type="dxa"/>
+              <w:bottom w:w="80" w:type="dxa"/>
+              <w:left w:w="120" w:type="dxa"/>
+              <w:right w:w="120" w:type="dxa"/>
+            </w:tcMar>
+            <w:vAlign w:val="center"/>
+          </w:tcPr>
+          <w:p>
+            <w:pPr>
+              <w:spacing w:after="0"/>
+            </w:pPr>
+          </w:p>
+        </w:tc>
+        <w:tc>
+          <w:tcPr>
+            <w:tcW w:type="dxa" w:w="1632"/>
+            <w:tcMar>
+              <w:top w:w="80" w:type="dxa"/>
+              <w:bottom w:w="80" w:type="dxa"/>
+              <w:left w:w="120" w:type="dxa"/>
+              <w:right w:w="120" w:type="dxa"/>
+            </w:tcMar>
+            <w:vAlign w:val="center"/>
+          </w:tcPr>
+          <w:p>
+            <w:pPr>
+              <w:spacing w:after="0"/>
+            </w:pPr>
             <w:r>
               <w:rPr>
                 <w:color w:val="282C34"/>
                 <w:sz w:val="18"/>
               </w:rPr>
-              <w:t>)</w:t>
+              <w:t>R_LOAD)</w:t>
             </w:r>
           </w:p>
         </w:tc>
@@ -1660,22 +1353,7 @@
                 <w:color w:val="282C34"/>
                 <w:sz w:val="18"/>
               </w:rPr>
-              <w:t xml:space="preserve"> (</w:t>
-            </w:r>
-            <w:r>
-              <w:rPr>
-                <w:i/>
-                <w:color w:val="145AA0"/>
-                <w:sz w:val="18"/>
-              </w:rPr>
-              <w:t>\approx 1 / g_m</w:t>
-            </w:r>
-            <w:r>
-              <w:rPr>
-                <w:color w:val="282C34"/>
-                <w:sz w:val="18"/>
-              </w:rPr>
-              <w:t>)</w:t>
+              <w:t xml:space="preserve"> (≈ 1 / g_m)</w:t>
             </w:r>
           </w:p>
         </w:tc>
@@ -1707,100 +1385,7 @@
                 <w:color w:val="282C34"/>
                 <w:sz w:val="18"/>
               </w:rPr>
-              <w:t xml:space="preserve"> (</w:t>
-            </w:r>
-            <w:r>
-              <w:rPr>
-                <w:i/>
-                <w:color w:val="145AA0"/>
-                <w:sz w:val="18"/>
-              </w:rPr>
-              <w:t>\approx 1 / g_m</w:t>
-            </w:r>
-            <w:r>
-              <w:rPr>
-                <w:color w:val="282C34"/>
-                <w:sz w:val="18"/>
-              </w:rPr>
-              <w:t>)</w:t>
-            </w:r>
-          </w:p>
-        </w:tc>
-        <w:tc>
-          <w:tcPr>
-            <w:tcW w:type="dxa" w:w="1632"/>
-            <w:tcMar>
-              <w:top w:w="80" w:type="dxa"/>
-              <w:bottom w:w="80" w:type="dxa"/>
-              <w:left w:w="120" w:type="dxa"/>
-              <w:right w:w="120" w:type="dxa"/>
-            </w:tcMar>
-            <w:vAlign w:val="center"/>
-          </w:tcPr>
-          <w:p>
-            <w:pPr>
-              <w:spacing w:after="0"/>
-            </w:pPr>
-            <w:r>
-              <w:rPr>
-                <w:color w:val="282C34"/>
-                <w:sz w:val="18"/>
-              </w:rPr>
-              <w:t>Low (</w:t>
-            </w:r>
-            <w:r>
-              <w:rPr>
-                <w:i/>
-                <w:color w:val="145AA0"/>
-                <w:sz w:val="18"/>
-              </w:rPr>
-              <w:t>\approx 1 / g_m</w:t>
-            </w:r>
-            <w:r>
-              <w:rPr>
-                <w:color w:val="282C34"/>
-                <w:sz w:val="18"/>
-              </w:rPr>
-              <w:t>)</w:t>
-            </w:r>
-          </w:p>
-        </w:tc>
-        <w:tc>
-          <w:tcPr>
-            <w:tcW w:type="dxa" w:w="1632"/>
-            <w:tcMar>
-              <w:top w:w="80" w:type="dxa"/>
-              <w:bottom w:w="80" w:type="dxa"/>
-              <w:left w:w="120" w:type="dxa"/>
-              <w:right w:w="120" w:type="dxa"/>
-            </w:tcMar>
-            <w:vAlign w:val="center"/>
-          </w:tcPr>
-          <w:p>
-            <w:pPr>
-              <w:spacing w:after="0"/>
-            </w:pPr>
-            <w:r>
-              <w:rPr>
-                <w:color w:val="282C34"/>
-                <w:sz w:val="18"/>
-              </w:rPr>
-              <w:t>High (</w:t>
-            </w:r>
-            <w:r>
-              <w:rPr>
-                <w:i/>
-                <w:color w:val="145AA0"/>
-                <w:sz w:val="18"/>
-              </w:rPr>
-              <w:t>r_o</w:t>
-            </w:r>
-            <w:r>
-              <w:rPr>
-                <w:color w:val="282C34"/>
-                <w:sz w:val="18"/>
-              </w:rPr>
-              <w:t>)</w:t>
+              <w:t xml:space="preserve"> (≈ 1 / g_m)</w:t>
             </w:r>
           </w:p>
         </w:tc>
@@ -2061,7 +1646,7 @@
                 <w:color w:val="282C34"/>
                 <w:sz w:val="18"/>
               </w:rPr>
-              <w:t>Any Ceramic MLCC (0 to $\Omega$)</w:t>
+              <w:t>Any Ceramic MLCC (0 to any ESR)</w:t>
             </w:r>
           </w:p>
         </w:tc>
@@ -2086,7 +1671,7 @@
                 <w:color w:val="282C34"/>
                 <w:sz w:val="18"/>
               </w:rPr>
-              <w:t>Any Ceramic MLCC (0 to $\Omega$)</w:t>
+              <w:t>Any Ceramic MLCC (0 to any ESR)</w:t>
             </w:r>
           </w:p>
         </w:tc>
@@ -2340,22 +1925,7 @@
                 <w:color w:val="282C34"/>
                 <w:sz w:val="18"/>
               </w:rPr>
-              <w:t>Inherent body diode (</w:t>
-            </w:r>
-            <w:r>
-              <w:rPr>
-                <w:i/>
-                <w:color w:val="145AA0"/>
-                <w:sz w:val="18"/>
-              </w:rPr>
-              <w:t>V_{OUT \rightarrow V_{IN</w:t>
-            </w:r>
-            <w:r>
-              <w:rPr>
-                <w:color w:val="282C34"/>
-                <w:sz w:val="18"/>
-              </w:rPr>
-              <w:t>)</w:t>
+              <w:t>Inherent body diode (V_OUT -&gt; V_IN)</w:t>
             </w:r>
           </w:p>
         </w:tc>
@@ -2379,15 +1949,7 @@
                 <w:color w:val="282C34"/>
                 <w:sz w:val="18"/>
               </w:rPr>
-              <w:t xml:space="preserve">Blocked if </w:t>
-            </w:r>
-            <w:r>
-              <w:rPr>
-                <w:i/>
-                <w:color w:val="145AA0"/>
-                <w:sz w:val="18"/>
-              </w:rPr>
-              <w:t>V_{GATE = 0</w:t>
+              <w:t>Blocked if V_GATE = 0</w:t>
             </w:r>
           </w:p>
         </w:tc>
@@ -2411,15 +1973,7 @@
                 <w:color w:val="282C34"/>
                 <w:sz w:val="18"/>
               </w:rPr>
-              <w:t xml:space="preserve">Blocked if </w:t>
-            </w:r>
-            <w:r>
-              <w:rPr>
-                <w:i/>
-                <w:color w:val="145AA0"/>
-                <w:sz w:val="18"/>
-              </w:rPr>
-              <w:t>V_{GATE = 0</w:t>
+              <w:t>Blocked if V_GATE = 0</w:t>
             </w:r>
           </w:p>
         </w:tc>
@@ -2495,7 +2049,7 @@
                 <w:color w:val="282C34"/>
                 <w:sz w:val="18"/>
               </w:rPr>
-              <w:t>Quiescent Current ($I_Q$)</w:t>
+              <w:t>Quiescent Current (I_Q)</w:t>
             </w:r>
           </w:p>
         </w:tc>
@@ -2520,22 +2074,7 @@
                 <w:color w:val="282C34"/>
                 <w:sz w:val="18"/>
               </w:rPr>
-              <w:t>Microamps (</w:t>
-            </w:r>
-            <w:r>
-              <w:rPr>
-                <w:i/>
-                <w:color w:val="145AA0"/>
-                <w:sz w:val="18"/>
-              </w:rPr>
-              <w:t>&lt; 10\,µA</w:t>
-            </w:r>
-            <w:r>
-              <w:rPr>
-                <w:color w:val="282C34"/>
-                <w:sz w:val="18"/>
-              </w:rPr>
-              <w:t>)</w:t>
+              <w:t>Microamps (&lt; 10 µA)</w:t>
             </w:r>
           </w:p>
         </w:tc>
@@ -2560,22 +2099,7 @@
                 <w:color w:val="282C34"/>
                 <w:sz w:val="18"/>
               </w:rPr>
-              <w:t>Low (</w:t>
-            </w:r>
-            <w:r>
-              <w:rPr>
-                <w:i/>
-                <w:color w:val="145AA0"/>
-                <w:sz w:val="18"/>
-              </w:rPr>
-              <w:t>&lt; 1\,mA</w:t>
-            </w:r>
-            <w:r>
-              <w:rPr>
-                <w:color w:val="282C34"/>
-                <w:sz w:val="18"/>
-              </w:rPr>
-              <w:t>)</w:t>
+              <w:t>Low (&lt; 1 mA)</w:t>
             </w:r>
           </w:p>
         </w:tc>
@@ -2600,22 +2124,7 @@
                 <w:color w:val="282C34"/>
                 <w:sz w:val="18"/>
               </w:rPr>
-              <w:t>Moderate (</w:t>
-            </w:r>
-            <w:r>
-              <w:rPr>
-                <w:i/>
-                <w:color w:val="145AA0"/>
-                <w:sz w:val="18"/>
-              </w:rPr>
-              <w:t>1 - 5\,mA</w:t>
-            </w:r>
-            <w:r>
-              <w:rPr>
-                <w:color w:val="282C34"/>
-                <w:sz w:val="18"/>
-              </w:rPr>
-              <w:t>)</w:t>
+              <w:t>Moderate (1 - 5 mA)</w:t>
             </w:r>
           </w:p>
         </w:tc>
@@ -2640,22 +2149,7 @@
                 <w:color w:val="282C34"/>
                 <w:sz w:val="18"/>
               </w:rPr>
-              <w:t>High (</w:t>
-            </w:r>
-            <w:r>
-              <w:rPr>
-                <w:i/>
-                <w:color w:val="145AA0"/>
-                <w:sz w:val="18"/>
-              </w:rPr>
-              <w:t>I_{LOAD / \beta^2</w:t>
-            </w:r>
-            <w:r>
-              <w:rPr>
-                <w:color w:val="282C34"/>
-                <w:sz w:val="18"/>
-              </w:rPr>
-              <w:t>)</w:t>
+              <w:t>High (I_LOAD / β^2)</w:t>
             </w:r>
           </w:p>
         </w:tc>
@@ -2680,37 +2174,7 @@
                 <w:color w:val="282C34"/>
                 <w:sz w:val="18"/>
               </w:rPr>
-              <w:t>High (</w:t>
-            </w:r>
-            <w:r>
-              <w:rPr>
-                <w:i/>
-                <w:color w:val="145AA0"/>
-                <w:sz w:val="18"/>
-              </w:rPr>
-              <w:t>I_{LOAD / \beta</w:t>
-            </w:r>
-            <w:r>
-              <w:rPr>
-                <w:color w:val="282C34"/>
-                <w:sz w:val="18"/>
-              </w:rPr>
-              <w:t xml:space="preserve">, up to 10% </w:t>
-            </w:r>
-            <w:r>
-              <w:rPr>
-                <w:i/>
-                <w:color w:val="145AA0"/>
-                <w:sz w:val="18"/>
-              </w:rPr>
-              <w:t>I_{LOAD</w:t>
-            </w:r>
-            <w:r>
-              <w:rPr>
-                <w:color w:val="282C34"/>
-                <w:sz w:val="18"/>
-              </w:rPr>
-              <w:t>)</w:t>
+              <w:t>High (I_LOAD / β, up to 10% I_LOAD)</w:t>
             </w:r>
           </w:p>
         </w:tc>
@@ -2785,22 +2249,7 @@
                 <w:color w:val="282C34"/>
                 <w:sz w:val="18"/>
               </w:rPr>
-              <w:t>High-current Core rails (</w:t>
-            </w:r>
-            <w:r>
-              <w:rPr>
-                <w:i/>
-                <w:color w:val="145AA0"/>
-                <w:sz w:val="18"/>
-              </w:rPr>
-              <w:t>0.8V - 1.2V</w:t>
-            </w:r>
-            <w:r>
-              <w:rPr>
-                <w:color w:val="282C34"/>
-                <w:sz w:val="18"/>
-              </w:rPr>
-              <w:t>)</w:t>
+              <w:t>High-current Core rails (0.8V - 1.2V)</w:t>
             </w:r>
           </w:p>
         </w:tc>
@@ -2963,9 +2412,9 @@
               <w:br/>
               <w:t xml:space="preserve"> │ **PSRR (Ripple Reject)**│ 60dB - 90dB     │ Negligible / Gen│</w:t>
               <w:br/>
-              <w:t xml:space="preserve"> │ **Efficiency**          │ $V_{OUT} / V_{IN}$ (Lower) | 85% - 96%       │</w:t>
+              <w:t xml:space="preserve"> │ **Efficiency**          │ V_OUT / V_IN (Lower) | 85% - 96%       │</w:t>
               <w:br/>
-              <w:t xml:space="preserve"> │ **Thermal Dissipation** │ High ($V_{drop} \times I$) | Low             │</w:t>
+              <w:t xml:space="preserve"> │ **Thermal Dissipation** │ High (V_drop * I) | Low             │</w:t>
               <w:br/>
               <w:t xml:space="preserve"> │ **Component Count**     │ IC + 2 Caps     │ IC + Inductor + Caps + Diode │</w:t>
               <w:br/>
@@ -3049,37 +2498,7 @@
                 <w:color w:val="282C34"/>
                 <w:sz w:val="20"/>
               </w:rPr>
-              <w:t xml:space="preserve"> is universally preferred: A high-efficiency Buck converter first steps down the primary voltage (e.g., </w:t>
-            </w:r>
-            <w:r>
-              <w:rPr>
-                <w:i/>
-                <w:color w:val="145AA0"/>
-                <w:sz w:val="20"/>
-              </w:rPr>
-              <w:t>12\,V \rightarrow 3.6\,V</w:t>
-            </w:r>
-            <w:r>
-              <w:rPr>
-                <w:color w:val="282C34"/>
-                <w:sz w:val="20"/>
-              </w:rPr>
-              <w:t xml:space="preserve">), followed by a high-PSRR LDO stepping down </w:t>
-            </w:r>
-            <w:r>
-              <w:rPr>
-                <w:i/>
-                <w:color w:val="145AA0"/>
-                <w:sz w:val="20"/>
-              </w:rPr>
-              <w:t>3.6\,V \rightarrow 3.3\,V</w:t>
-            </w:r>
-            <w:r>
-              <w:rPr>
-                <w:color w:val="282C34"/>
-                <w:sz w:val="20"/>
-              </w:rPr>
-              <w:t xml:space="preserve"> to strip away switching ripple and provide pristine analog power.</w:t>
+              <w:t xml:space="preserve"> is universally preferred: A high-efficiency Buck converter first steps down the primary voltage (e.g., 12 V -&gt; 3.6 V), followed by a high-PSRR LDO stepping down 3.6 V -&gt; 3.3 V to strip away switching ripple and provide pristine analog power.</w:t>
             </w:r>
           </w:p>
         </w:tc>
@@ -3119,7 +2538,7 @@
           <w:color w:val="282C34"/>
           <w:sz w:val="21"/>
         </w:rPr>
-        <w:t>Dropout Voltage ($V_{DO}$)</w:t>
+        <w:t>Dropout Voltage (V_DO)</w:t>
       </w:r>
       <w:r>
         <w:rPr>
@@ -3140,63 +2559,105 @@
           <w:color w:val="282C34"/>
           <w:sz w:val="21"/>
         </w:rPr>
-        <w:t xml:space="preserve">The minimum headroom voltage between </w:t>
-      </w:r>
-      <w:r>
-        <w:rPr>
-          <w:i/>
-          <w:color w:val="145AA0"/>
-          <w:sz w:val="21"/>
-        </w:rPr>
-        <w:t>V_{IN</w:t>
-      </w:r>
-      <w:r>
-        <w:rPr>
-          <w:color w:val="282C34"/>
-          <w:sz w:val="21"/>
-        </w:rPr>
-        <w:t xml:space="preserve"> and </w:t>
-      </w:r>
-      <w:r>
-        <w:rPr>
-          <w:i/>
-          <w:color w:val="145AA0"/>
-          <w:sz w:val="21"/>
-        </w:rPr>
-        <w:t>V_{OUT</w:t>
-      </w:r>
-      <w:r>
-        <w:rPr>
-          <w:color w:val="282C34"/>
-          <w:sz w:val="21"/>
-        </w:rPr>
-        <w:t xml:space="preserve"> required for the LDO to maintain output regulation:</w:t>
+        <w:t>The minimum headroom voltage between V_IN and V_OUT required for the LDO to maintain output regulation:</w:t>
       </w:r>
     </w:p>
+    <w:tbl>
+      <w:tblPr>
+        <w:tblW w:type="auto" w:w="0"/>
+        <w:jc w:val="center"/>
+        <w:tblLook w:firstColumn="1" w:firstRow="1" w:lastColumn="0" w:lastRow="0" w:noHBand="0" w:noVBand="1" w:val="04A0"/>
+      </w:tblPr>
+      <w:tblGrid>
+        <w:gridCol w:w="9792"/>
+      </w:tblGrid>
+      <w:tr>
+        <w:tc>
+          <w:tcPr>
+            <w:tcW w:type="dxa" w:w="9792"/>
+            <w:shd w:fill="F5F6F8"/>
+            <w:tcMar>
+              <w:top w:w="80" w:type="dxa"/>
+              <w:bottom w:w="80" w:type="dxa"/>
+              <w:left w:w="140" w:type="dxa"/>
+              <w:right w:w="140" w:type="dxa"/>
+            </w:tcMar>
+            <w:tcBorders>
+              <w:left w:val="single" w:sz="18" w:space="0" w:color="CBD5E0"/>
+              <w:top w:val="none"/>
+              <w:right w:val="none"/>
+              <w:bottom w:val="none"/>
+            </w:tcBorders>
+          </w:tcPr>
+          <w:p>
+            <w:pPr>
+              <w:spacing w:line="240" w:lineRule="auto" w:after="0"/>
+            </w:pPr>
+            <w:r>
+              <w:rPr>
+                <w:rFonts w:ascii="Consolas" w:hAnsi="Consolas"/>
+                <w:color w:val="2D3748"/>
+                <w:sz w:val="18"/>
+              </w:rPr>
+              <w:t>V_IN(min) = V_OUT(nominal) + V_DO</w:t>
+            </w:r>
+          </w:p>
+        </w:tc>
+      </w:tr>
+    </w:tbl>
+    <w:p/>
     <w:p>
       <w:pPr>
         <w:spacing w:after="80"/>
       </w:pPr>
       <w:r>
         <w:rPr>
-          <w:i/>
-          <w:color w:val="145AA0"/>
+          <w:color w:val="282C34"/>
           <w:sz w:val="21"/>
         </w:rPr>
+        <w:t>Where:</w:t>
       </w:r>
+    </w:p>
+    <w:p>
+      <w:pPr>
+        <w:pStyle w:val="ListBullet"/>
+        <w:spacing w:after="40"/>
+        <w:ind w:left="360"/>
+      </w:pPr>
       <w:r>
         <w:rPr>
           <w:color w:val="282C34"/>
           <w:sz w:val="21"/>
         </w:rPr>
-        <w:t>V_{IN(min)} = V_{OUT(nominal)} + V_{DO}</w:t>
+        <w:t>V_IN(min): Minimum input voltage required to maintain regulation (V)</w:t>
       </w:r>
+    </w:p>
+    <w:p>
+      <w:pPr>
+        <w:pStyle w:val="ListBullet"/>
+        <w:spacing w:after="40"/>
+        <w:ind w:left="360"/>
+      </w:pPr>
       <w:r>
         <w:rPr>
-          <w:i/>
-          <w:color w:val="145AA0"/>
+          <w:color w:val="282C34"/>
           <w:sz w:val="21"/>
         </w:rPr>
+        <w:t>V_OUT(nominal): Target regulated DC output voltage (V)</w:t>
+      </w:r>
+    </w:p>
+    <w:p>
+      <w:pPr>
+        <w:pStyle w:val="ListBullet"/>
+        <w:spacing w:after="40"/>
+        <w:ind w:left="360"/>
+      </w:pPr>
+      <w:r>
+        <w:rPr>
+          <w:color w:val="282C34"/>
+          <w:sz w:val="21"/>
+        </w:rPr>
+        <w:t>V_DO: Dropout voltage of the regulator at the given load current (V)</w:t>
       </w:r>
     </w:p>
     <w:p>
@@ -3210,37 +2671,7 @@
           <w:color w:val="282C34"/>
           <w:sz w:val="21"/>
         </w:rPr>
-        <w:t xml:space="preserve">When </w:t>
-      </w:r>
-      <w:r>
-        <w:rPr>
-          <w:i/>
-          <w:color w:val="145AA0"/>
-          <w:sz w:val="21"/>
-        </w:rPr>
-        <w:t>V_{IN</w:t>
-      </w:r>
-      <w:r>
-        <w:rPr>
-          <w:color w:val="282C34"/>
-          <w:sz w:val="21"/>
-        </w:rPr>
-        <w:t xml:space="preserve"> falls below this threshold, the pass element is driven fully ON into its linear ohmic region, and </w:t>
-      </w:r>
-      <w:r>
-        <w:rPr>
-          <w:i/>
-          <w:color w:val="145AA0"/>
-          <w:sz w:val="21"/>
-        </w:rPr>
-        <w:t>V_{OUT</w:t>
-      </w:r>
-      <w:r>
-        <w:rPr>
-          <w:color w:val="282C34"/>
-          <w:sz w:val="21"/>
-        </w:rPr>
-        <w:t xml:space="preserve"> drops out of regulation.</w:t>
+        <w:t>When V_IN falls below this threshold, the pass element is driven fully ON into its linear ohmic region, and V_OUT drops out of regulation.</w:t>
       </w:r>
     </w:p>
     <w:p>
@@ -3279,30 +2710,102 @@
         <w:t>The ability of the LDO to maintain a constant output voltage despite fluctuations in the input supply rail:</w:t>
       </w:r>
     </w:p>
+    <w:tbl>
+      <w:tblPr>
+        <w:tblW w:type="auto" w:w="0"/>
+        <w:jc w:val="center"/>
+        <w:tblLook w:firstColumn="1" w:firstRow="1" w:lastColumn="0" w:lastRow="0" w:noHBand="0" w:noVBand="1" w:val="04A0"/>
+      </w:tblPr>
+      <w:tblGrid>
+        <w:gridCol w:w="9792"/>
+      </w:tblGrid>
+      <w:tr>
+        <w:tc>
+          <w:tcPr>
+            <w:tcW w:type="dxa" w:w="9792"/>
+            <w:shd w:fill="F5F6F8"/>
+            <w:tcMar>
+              <w:top w:w="80" w:type="dxa"/>
+              <w:bottom w:w="80" w:type="dxa"/>
+              <w:left w:w="140" w:type="dxa"/>
+              <w:right w:w="140" w:type="dxa"/>
+            </w:tcMar>
+            <w:tcBorders>
+              <w:left w:val="single" w:sz="18" w:space="0" w:color="CBD5E0"/>
+              <w:top w:val="none"/>
+              <w:right w:val="none"/>
+              <w:bottom w:val="none"/>
+            </w:tcBorders>
+          </w:tcPr>
+          <w:p>
+            <w:pPr>
+              <w:spacing w:line="240" w:lineRule="auto" w:after="0"/>
+            </w:pPr>
+            <w:r>
+              <w:rPr>
+                <w:rFonts w:ascii="Consolas" w:hAnsi="Consolas"/>
+                <w:color w:val="2D3748"/>
+                <w:sz w:val="18"/>
+              </w:rPr>
+              <w:t>Line Reg = Delta_VOUT / Delta_VIN  [mV/V or %/V]</w:t>
+            </w:r>
+          </w:p>
+        </w:tc>
+      </w:tr>
+    </w:tbl>
+    <w:p/>
     <w:p>
       <w:pPr>
         <w:spacing w:after="80"/>
       </w:pPr>
       <w:r>
         <w:rPr>
-          <w:i/>
-          <w:color w:val="145AA0"/>
+          <w:color w:val="282C34"/>
           <w:sz w:val="21"/>
         </w:rPr>
+        <w:t>Where:</w:t>
       </w:r>
+    </w:p>
+    <w:p>
+      <w:pPr>
+        <w:pStyle w:val="ListBullet"/>
+        <w:spacing w:after="40"/>
+        <w:ind w:left="360"/>
+      </w:pPr>
       <w:r>
         <w:rPr>
           <w:color w:val="282C34"/>
           <w:sz w:val="21"/>
         </w:rPr>
-        <w:t>\text{Line Reg} = \frac{\Delta V_{OUT}}{\Delta V_{IN}} \quad [\text{mV/V or \%/V}]</w:t>
+        <w:t>Line Reg: Line regulation performance metric</w:t>
       </w:r>
+    </w:p>
+    <w:p>
+      <w:pPr>
+        <w:pStyle w:val="ListBullet"/>
+        <w:spacing w:after="40"/>
+        <w:ind w:left="360"/>
+      </w:pPr>
       <w:r>
         <w:rPr>
-          <w:i/>
-          <w:color w:val="145AA0"/>
+          <w:color w:val="282C34"/>
           <w:sz w:val="21"/>
         </w:rPr>
+        <w:t>Delta_VOUT: Change in regulated output voltage (mV or %)</w:t>
+      </w:r>
+    </w:p>
+    <w:p>
+      <w:pPr>
+        <w:pStyle w:val="ListBullet"/>
+        <w:spacing w:after="40"/>
+        <w:ind w:left="360"/>
+      </w:pPr>
+      <w:r>
+        <w:rPr>
+          <w:color w:val="282C34"/>
+          <w:sz w:val="21"/>
+        </w:rPr>
+        <w:t>Delta_VIN: Applied change in unregulated input supply voltage (V)</w:t>
       </w:r>
     </w:p>
     <w:p>
@@ -3341,30 +2844,102 @@
         <w:t>The ability of the LDO to hold a constant output voltage despite sudden changes in output load current:</w:t>
       </w:r>
     </w:p>
+    <w:tbl>
+      <w:tblPr>
+        <w:tblW w:type="auto" w:w="0"/>
+        <w:jc w:val="center"/>
+        <w:tblLook w:firstColumn="1" w:firstRow="1" w:lastColumn="0" w:lastRow="0" w:noHBand="0" w:noVBand="1" w:val="04A0"/>
+      </w:tblPr>
+      <w:tblGrid>
+        <w:gridCol w:w="9792"/>
+      </w:tblGrid>
+      <w:tr>
+        <w:tc>
+          <w:tcPr>
+            <w:tcW w:type="dxa" w:w="9792"/>
+            <w:shd w:fill="F5F6F8"/>
+            <w:tcMar>
+              <w:top w:w="80" w:type="dxa"/>
+              <w:bottom w:w="80" w:type="dxa"/>
+              <w:left w:w="140" w:type="dxa"/>
+              <w:right w:w="140" w:type="dxa"/>
+            </w:tcMar>
+            <w:tcBorders>
+              <w:left w:val="single" w:sz="18" w:space="0" w:color="CBD5E0"/>
+              <w:top w:val="none"/>
+              <w:right w:val="none"/>
+              <w:bottom w:val="none"/>
+            </w:tcBorders>
+          </w:tcPr>
+          <w:p>
+            <w:pPr>
+              <w:spacing w:line="240" w:lineRule="auto" w:after="0"/>
+            </w:pPr>
+            <w:r>
+              <w:rPr>
+                <w:rFonts w:ascii="Consolas" w:hAnsi="Consolas"/>
+                <w:color w:val="2D3748"/>
+                <w:sz w:val="18"/>
+              </w:rPr>
+              <w:t>Load Reg = Delta_VOUT / Delta_IOUT  [mV/A or %/A]</w:t>
+            </w:r>
+          </w:p>
+        </w:tc>
+      </w:tr>
+    </w:tbl>
+    <w:p/>
     <w:p>
       <w:pPr>
         <w:spacing w:after="80"/>
       </w:pPr>
       <w:r>
         <w:rPr>
-          <w:i/>
-          <w:color w:val="145AA0"/>
+          <w:color w:val="282C34"/>
           <w:sz w:val="21"/>
         </w:rPr>
+        <w:t>Where:</w:t>
       </w:r>
+    </w:p>
+    <w:p>
+      <w:pPr>
+        <w:pStyle w:val="ListBullet"/>
+        <w:spacing w:after="40"/>
+        <w:ind w:left="360"/>
+      </w:pPr>
       <w:r>
         <w:rPr>
           <w:color w:val="282C34"/>
           <w:sz w:val="21"/>
         </w:rPr>
-        <w:t>\text{Load Reg} = \frac{\Delta V_{OUT}}{\Delta I_{OUT}} \quad [\text{mV/A or \%/A}]</w:t>
+        <w:t>Load Reg: Load regulation performance metric</w:t>
       </w:r>
+    </w:p>
+    <w:p>
+      <w:pPr>
+        <w:pStyle w:val="ListBullet"/>
+        <w:spacing w:after="40"/>
+        <w:ind w:left="360"/>
+      </w:pPr>
       <w:r>
         <w:rPr>
-          <w:i/>
-          <w:color w:val="145AA0"/>
+          <w:color w:val="282C34"/>
           <w:sz w:val="21"/>
         </w:rPr>
+        <w:t>Delta_VOUT: Change in regulated output voltage (mV or %)</w:t>
+      </w:r>
+    </w:p>
+    <w:p>
+      <w:pPr>
+        <w:pStyle w:val="ListBullet"/>
+        <w:spacing w:after="40"/>
+        <w:ind w:left="360"/>
+      </w:pPr>
+      <w:r>
+        <w:rPr>
+          <w:color w:val="282C34"/>
+          <w:sz w:val="21"/>
+        </w:rPr>
+        <w:t>Delta_IOUT: Step change in output load current (A)</w:t>
       </w:r>
     </w:p>
     <w:p>
@@ -3403,30 +2978,116 @@
         <w:t>Measures how effectively the regulator isolates the output from input voltage ripple and noise across frequency:</w:t>
       </w:r>
     </w:p>
+    <w:tbl>
+      <w:tblPr>
+        <w:tblW w:type="auto" w:w="0"/>
+        <w:jc w:val="center"/>
+        <w:tblLook w:firstColumn="1" w:firstRow="1" w:lastColumn="0" w:lastRow="0" w:noHBand="0" w:noVBand="1" w:val="04A0"/>
+      </w:tblPr>
+      <w:tblGrid>
+        <w:gridCol w:w="9792"/>
+      </w:tblGrid>
+      <w:tr>
+        <w:tc>
+          <w:tcPr>
+            <w:tcW w:type="dxa" w:w="9792"/>
+            <w:shd w:fill="F5F6F8"/>
+            <w:tcMar>
+              <w:top w:w="80" w:type="dxa"/>
+              <w:bottom w:w="80" w:type="dxa"/>
+              <w:left w:w="140" w:type="dxa"/>
+              <w:right w:w="140" w:type="dxa"/>
+            </w:tcMar>
+            <w:tcBorders>
+              <w:left w:val="single" w:sz="18" w:space="0" w:color="CBD5E0"/>
+              <w:top w:val="none"/>
+              <w:right w:val="none"/>
+              <w:bottom w:val="none"/>
+            </w:tcBorders>
+          </w:tcPr>
+          <w:p>
+            <w:pPr>
+              <w:spacing w:line="240" w:lineRule="auto" w:after="0"/>
+            </w:pPr>
+            <w:r>
+              <w:rPr>
+                <w:rFonts w:ascii="Consolas" w:hAnsi="Consolas"/>
+                <w:color w:val="2D3748"/>
+                <w:sz w:val="18"/>
+              </w:rPr>
+              <w:t>PSRR(f) = 20 * log10( V_in_ripple(f) / V_out_ripple(f) )  [dB]</w:t>
+            </w:r>
+          </w:p>
+        </w:tc>
+      </w:tr>
+    </w:tbl>
+    <w:p/>
     <w:p>
       <w:pPr>
         <w:spacing w:after="80"/>
       </w:pPr>
       <w:r>
         <w:rPr>
-          <w:i/>
-          <w:color w:val="145AA0"/>
+          <w:color w:val="282C34"/>
           <w:sz w:val="21"/>
         </w:rPr>
+        <w:t>Where:</w:t>
       </w:r>
+    </w:p>
+    <w:p>
+      <w:pPr>
+        <w:pStyle w:val="ListBullet"/>
+        <w:spacing w:after="40"/>
+        <w:ind w:left="360"/>
+      </w:pPr>
       <w:r>
         <w:rPr>
           <w:color w:val="282C34"/>
           <w:sz w:val="21"/>
         </w:rPr>
-        <w:t>\text{PSRR}(f) = 20 \log_{10} \left( \frac{V_{in\_ripple}(f)}{V_{out\_ripple}(f)} \right) \quad [\text{dB}]</w:t>
+        <w:t>PSRR(f): Power Supply Rejection Ratio at ripple frequency f (dB)</w:t>
       </w:r>
+    </w:p>
+    <w:p>
+      <w:pPr>
+        <w:pStyle w:val="ListBullet"/>
+        <w:spacing w:after="40"/>
+        <w:ind w:left="360"/>
+      </w:pPr>
       <w:r>
         <w:rPr>
-          <w:i/>
-          <w:color w:val="145AA0"/>
+          <w:color w:val="282C34"/>
           <w:sz w:val="21"/>
         </w:rPr>
+        <w:t>V_in_ripple(f): AC ripple amplitude superimposed on the input rail at frequency f (V)</w:t>
+      </w:r>
+    </w:p>
+    <w:p>
+      <w:pPr>
+        <w:pStyle w:val="ListBullet"/>
+        <w:spacing w:after="40"/>
+        <w:ind w:left="360"/>
+      </w:pPr>
+      <w:r>
+        <w:rPr>
+          <w:color w:val="282C34"/>
+          <w:sz w:val="21"/>
+        </w:rPr>
+        <w:t>V_out_ripple(f): Residual AC ripple amplitude appearing on the regulated output at frequency f (V)</w:t>
+      </w:r>
+    </w:p>
+    <w:p>
+      <w:pPr>
+        <w:pStyle w:val="ListBullet"/>
+        <w:spacing w:after="40"/>
+        <w:ind w:left="360"/>
+      </w:pPr>
+      <w:r>
+        <w:rPr>
+          <w:color w:val="282C34"/>
+          <w:sz w:val="21"/>
+        </w:rPr>
+        <w:t>f: Operating ripple frequency (Hz)</w:t>
       </w:r>
     </w:p>
     <w:p>
@@ -3440,67 +3101,7 @@
           <w:color w:val="282C34"/>
           <w:sz w:val="21"/>
         </w:rPr>
-        <w:t xml:space="preserve">High-grade LDOs achieve </w:t>
-      </w:r>
-      <w:r>
-        <w:rPr>
-          <w:i/>
-          <w:color w:val="145AA0"/>
-          <w:sz w:val="21"/>
-        </w:rPr>
-        <w:t>&gt; 80\,dB</w:t>
-      </w:r>
-      <w:r>
-        <w:rPr>
-          <w:color w:val="282C34"/>
-          <w:sz w:val="21"/>
-        </w:rPr>
-        <w:t xml:space="preserve"> at </w:t>
-      </w:r>
-      <w:r>
-        <w:rPr>
-          <w:i/>
-          <w:color w:val="145AA0"/>
-          <w:sz w:val="21"/>
-        </w:rPr>
-        <w:t>100\,Hz</w:t>
-      </w:r>
-      <w:r>
-        <w:rPr>
-          <w:color w:val="282C34"/>
-          <w:sz w:val="21"/>
-        </w:rPr>
-        <w:t xml:space="preserve"> and </w:t>
-      </w:r>
-      <w:r>
-        <w:rPr>
-          <w:i/>
-          <w:color w:val="145AA0"/>
-          <w:sz w:val="21"/>
-        </w:rPr>
-        <w:t>&gt; 40\,dB</w:t>
-      </w:r>
-      <w:r>
-        <w:rPr>
-          <w:color w:val="282C34"/>
-          <w:sz w:val="21"/>
-        </w:rPr>
-        <w:t xml:space="preserve"> at </w:t>
-      </w:r>
-      <w:r>
-        <w:rPr>
-          <w:i/>
-          <w:color w:val="145AA0"/>
-          <w:sz w:val="21"/>
-        </w:rPr>
-        <w:t>1\,MHz</w:t>
-      </w:r>
-      <w:r>
-        <w:rPr>
-          <w:color w:val="282C34"/>
-          <w:sz w:val="21"/>
-        </w:rPr>
-        <w:t>.</w:t>
+        <w:t>High-grade LDOs achieve &gt; 80 dB at 100 Hz and &gt; 40 dB at 1 MHz.</w:t>
       </w:r>
     </w:p>
     <w:p>
@@ -3515,7 +3116,7 @@
           <w:color w:val="282C34"/>
           <w:sz w:val="21"/>
         </w:rPr>
-        <w:t>Quiescent Current ($I_Q$) vs. Ground Current ($I_{GND}$)</w:t>
+        <w:t>Quiescent Current (I_Q) vs. Ground Current (I_GND)</w:t>
       </w:r>
       <w:r>
         <w:rPr>
@@ -3537,7 +3138,7 @@
           <w:color w:val="282C34"/>
           <w:sz w:val="21"/>
         </w:rPr>
-        <w:t>$I_Q$</w:t>
+        <w:t>I_Q</w:t>
       </w:r>
       <w:r>
         <w:rPr>
@@ -3559,74 +3160,14 @@
           <w:color w:val="282C34"/>
           <w:sz w:val="21"/>
         </w:rPr>
-        <w:t>$I_{GND}$</w:t>
+        <w:t>I_GND</w:t>
       </w:r>
       <w:r>
         <w:rPr>
           <w:color w:val="282C34"/>
           <w:sz w:val="21"/>
         </w:rPr>
-        <w:t>: Total current flowing out of the regulator's Ground pin during full-load operation (</w:t>
-      </w:r>
-      <w:r>
-        <w:rPr>
-          <w:i/>
-          <w:color w:val="145AA0"/>
-          <w:sz w:val="21"/>
-        </w:rPr>
-        <w:t>I_{GND = I_Q + I_{drive</w:t>
-      </w:r>
-      <w:r>
-        <w:rPr>
-          <w:color w:val="282C34"/>
-          <w:sz w:val="21"/>
-        </w:rPr>
-        <w:t xml:space="preserve">). In PMOS/NMOS LDOs, </w:t>
-      </w:r>
-      <w:r>
-        <w:rPr>
-          <w:i/>
-          <w:color w:val="145AA0"/>
-          <w:sz w:val="21"/>
-        </w:rPr>
-        <w:t>I_{GND \approx I_Q</w:t>
-      </w:r>
-      <w:r>
-        <w:rPr>
-          <w:color w:val="282C34"/>
-          <w:sz w:val="21"/>
-        </w:rPr>
-        <w:t xml:space="preserve"> because gate drive draws zero DC current. In PNP BJTs, </w:t>
-      </w:r>
-      <w:r>
-        <w:rPr>
-          <w:i/>
-          <w:color w:val="145AA0"/>
-          <w:sz w:val="21"/>
-        </w:rPr>
-        <w:t>I_{GND</w:t>
-      </w:r>
-      <w:r>
-        <w:rPr>
-          <w:color w:val="282C34"/>
-          <w:sz w:val="21"/>
-        </w:rPr>
-        <w:t xml:space="preserve"> surges to </w:t>
-      </w:r>
-      <w:r>
-        <w:rPr>
-          <w:i/>
-          <w:color w:val="145AA0"/>
-          <w:sz w:val="21"/>
-        </w:rPr>
-        <w:t>I_{LOAD / \beta</w:t>
-      </w:r>
-      <w:r>
-        <w:rPr>
-          <w:color w:val="282C34"/>
-          <w:sz w:val="21"/>
-        </w:rPr>
-        <w:t>.</w:t>
+        <w:t>: Total current flowing out of the regulator's Ground pin during full-load operation (I_GND = I_Q + I_drive). In PMOS/NMOS LDOs, I_GND ≈ I_Q because gate drive draws zero DC current. In PNP BJTs, I_GND surges to I_LOAD / β.</w:t>
       </w:r>
     </w:p>
     <w:p>
@@ -3641,7 +3182,7 @@
           <w:color w:val="282C34"/>
           <w:sz w:val="21"/>
         </w:rPr>
-        <w:t>Thermal Power Dissipation ($P_D$)</w:t>
+        <w:t>Thermal Power Dissipation (P_D)</w:t>
       </w:r>
       <w:r>
         <w:rPr>
@@ -3651,56 +3192,174 @@
         <w:t>:</w:t>
       </w:r>
     </w:p>
+    <w:tbl>
+      <w:tblPr>
+        <w:tblW w:type="auto" w:w="0"/>
+        <w:jc w:val="center"/>
+        <w:tblLook w:firstColumn="1" w:firstRow="1" w:lastColumn="0" w:lastRow="0" w:noHBand="0" w:noVBand="1" w:val="04A0"/>
+      </w:tblPr>
+      <w:tblGrid>
+        <w:gridCol w:w="9792"/>
+      </w:tblGrid>
+      <w:tr>
+        <w:tc>
+          <w:tcPr>
+            <w:tcW w:type="dxa" w:w="9792"/>
+            <w:shd w:fill="F5F6F8"/>
+            <w:tcMar>
+              <w:top w:w="80" w:type="dxa"/>
+              <w:bottom w:w="80" w:type="dxa"/>
+              <w:left w:w="140" w:type="dxa"/>
+              <w:right w:w="140" w:type="dxa"/>
+            </w:tcMar>
+            <w:tcBorders>
+              <w:left w:val="single" w:sz="18" w:space="0" w:color="CBD5E0"/>
+              <w:top w:val="none"/>
+              <w:right w:val="none"/>
+              <w:bottom w:val="none"/>
+            </w:tcBorders>
+          </w:tcPr>
+          <w:p>
+            <w:pPr>
+              <w:spacing w:line="240" w:lineRule="auto" w:after="0"/>
+            </w:pPr>
+            <w:r>
+              <w:rPr>
+                <w:rFonts w:ascii="Consolas" w:hAnsi="Consolas"/>
+                <w:color w:val="2D3748"/>
+                <w:sz w:val="18"/>
+              </w:rPr>
+              <w:t>P_D = (V_IN - V_OUT) * I_LOAD + (V_IN * I_Q)</w:t>
+              <w:br/>
+              <w:t>T_J = T_A + (P_D * theta_JA)</w:t>
+            </w:r>
+          </w:p>
+        </w:tc>
+      </w:tr>
+    </w:tbl>
+    <w:p/>
     <w:p>
       <w:pPr>
         <w:spacing w:after="80"/>
       </w:pPr>
       <w:r>
         <w:rPr>
-          <w:i/>
-          <w:color w:val="145AA0"/>
+          <w:color w:val="282C34"/>
           <w:sz w:val="21"/>
         </w:rPr>
+        <w:t>Where:</w:t>
       </w:r>
+    </w:p>
+    <w:p>
+      <w:pPr>
+        <w:pStyle w:val="ListBullet"/>
+        <w:spacing w:after="40"/>
+        <w:ind w:left="360"/>
+      </w:pPr>
       <w:r>
         <w:rPr>
           <w:color w:val="282C34"/>
           <w:sz w:val="21"/>
         </w:rPr>
-        <w:t>P_D = (V_{IN} - V_{OUT}) \times I_{LOAD} + (V_{IN} \times I_Q)</w:t>
-      </w:r>
-      <w:r>
-        <w:rPr>
-          <w:i/>
-          <w:color w:val="145AA0"/>
-          <w:sz w:val="21"/>
-        </w:rPr>
+        <w:t>P_D: Total electrical power dissipated as heat in the regulator package (W)</w:t>
       </w:r>
     </w:p>
     <w:p>
       <w:pPr>
-        <w:spacing w:after="80"/>
+        <w:pStyle w:val="ListBullet"/>
+        <w:spacing w:after="40"/>
+        <w:ind w:left="360"/>
       </w:pPr>
-      <w:r>
-        <w:rPr>
-          <w:i/>
-          <w:color w:val="145AA0"/>
-          <w:sz w:val="21"/>
-        </w:rPr>
-      </w:r>
       <w:r>
         <w:rPr>
           <w:color w:val="282C34"/>
           <w:sz w:val="21"/>
         </w:rPr>
-        <w:t>T_J = T_A + (P_D \times \theta_{JA})</w:t>
+        <w:t>V_IN: Input supply voltage (V)</w:t>
       </w:r>
+    </w:p>
+    <w:p>
+      <w:pPr>
+        <w:pStyle w:val="ListBullet"/>
+        <w:spacing w:after="40"/>
+        <w:ind w:left="360"/>
+      </w:pPr>
       <w:r>
         <w:rPr>
-          <w:i/>
-          <w:color w:val="145AA0"/>
+          <w:color w:val="282C34"/>
           <w:sz w:val="21"/>
         </w:rPr>
+        <w:t>V_OUT: Regulated output voltage (V)</w:t>
+      </w:r>
+    </w:p>
+    <w:p>
+      <w:pPr>
+        <w:pStyle w:val="ListBullet"/>
+        <w:spacing w:after="40"/>
+        <w:ind w:left="360"/>
+      </w:pPr>
+      <w:r>
+        <w:rPr>
+          <w:color w:val="282C34"/>
+          <w:sz w:val="21"/>
+        </w:rPr>
+        <w:t>I_LOAD: DC load current drawn by the system (A)</w:t>
+      </w:r>
+    </w:p>
+    <w:p>
+      <w:pPr>
+        <w:pStyle w:val="ListBullet"/>
+        <w:spacing w:after="40"/>
+        <w:ind w:left="360"/>
+      </w:pPr>
+      <w:r>
+        <w:rPr>
+          <w:color w:val="282C34"/>
+          <w:sz w:val="21"/>
+        </w:rPr>
+        <w:t>I_Q: Quiescent control current flowing through the regulator to ground (A)</w:t>
+      </w:r>
+    </w:p>
+    <w:p>
+      <w:pPr>
+        <w:pStyle w:val="ListBullet"/>
+        <w:spacing w:after="40"/>
+        <w:ind w:left="360"/>
+      </w:pPr>
+      <w:r>
+        <w:rPr>
+          <w:color w:val="282C34"/>
+          <w:sz w:val="21"/>
+        </w:rPr>
+        <w:t>T_J: Internal silicon junction temperature (°C)</w:t>
+      </w:r>
+    </w:p>
+    <w:p>
+      <w:pPr>
+        <w:pStyle w:val="ListBullet"/>
+        <w:spacing w:after="40"/>
+        <w:ind w:left="360"/>
+      </w:pPr>
+      <w:r>
+        <w:rPr>
+          <w:color w:val="282C34"/>
+          <w:sz w:val="21"/>
+        </w:rPr>
+        <w:t>T_A: Ambient operating air temperature (°C)</w:t>
+      </w:r>
+    </w:p>
+    <w:p>
+      <w:pPr>
+        <w:pStyle w:val="ListBullet"/>
+        <w:spacing w:after="40"/>
+        <w:ind w:left="360"/>
+      </w:pPr>
+      <w:r>
+        <w:rPr>
+          <w:color w:val="282C34"/>
+          <w:sz w:val="21"/>
+        </w:rPr>
+        <w:t>theta_JA: Junction-to-ambient thermal resistance of the package and PCB layout (°C/W)</w:t>
       </w:r>
     </w:p>
     <w:p>
@@ -3815,22 +3474,7 @@
           <w:color w:val="282C34"/>
           <w:sz w:val="21"/>
         </w:rPr>
-        <w:t>Common-Source PMOS pass element physics and gate-drive voltage requirements (</w:t>
-      </w:r>
-      <w:r>
-        <w:rPr>
-          <w:i/>
-          <w:color w:val="145AA0"/>
-          <w:sz w:val="21"/>
-        </w:rPr>
-        <w:t>V_{GATE &lt; V_{IN</w:t>
-      </w:r>
-      <w:r>
-        <w:rPr>
-          <w:color w:val="282C34"/>
-          <w:sz w:val="21"/>
-        </w:rPr>
-        <w:t>).</w:t>
+        <w:t>Common-Source PMOS pass element physics and gate-drive voltage requirements (V_GATE &lt; V_IN).</w:t>
       </w:r>
     </w:p>
     <w:p>
@@ -3858,52 +3502,7 @@
           <w:color w:val="282C34"/>
           <w:sz w:val="21"/>
         </w:rPr>
-        <w:t>High output impedance (</w:t>
-      </w:r>
-      <w:r>
-        <w:rPr>
-          <w:i/>
-          <w:color w:val="145AA0"/>
-          <w:sz w:val="21"/>
-        </w:rPr>
-        <w:t>r_o</w:t>
-      </w:r>
-      <w:r>
-        <w:rPr>
-          <w:color w:val="282C34"/>
-          <w:sz w:val="21"/>
-        </w:rPr>
-        <w:t>) and the two-pole loop stability challenge (</w:t>
-      </w:r>
-      <w:r>
-        <w:rPr>
-          <w:i/>
-          <w:color w:val="145AA0"/>
-          <w:sz w:val="21"/>
-        </w:rPr>
-        <w:t>p_{out</w:t>
-      </w:r>
-      <w:r>
-        <w:rPr>
-          <w:color w:val="282C34"/>
-          <w:sz w:val="21"/>
-        </w:rPr>
-        <w:t xml:space="preserve"> and </w:t>
-      </w:r>
-      <w:r>
-        <w:rPr>
-          <w:i/>
-          <w:color w:val="145AA0"/>
-          <w:sz w:val="21"/>
-        </w:rPr>
-        <w:t>p_{gate</w:t>
-      </w:r>
-      <w:r>
-        <w:rPr>
-          <w:color w:val="282C34"/>
-          <w:sz w:val="21"/>
-        </w:rPr>
-        <w:t>).</w:t>
+        <w:t>High output impedance (r_o) and the two-pole loop stability challenge (p_out and p_gate).</w:t>
       </w:r>
     </w:p>
     <w:p>
@@ -4032,22 +3631,7 @@
           <w:color w:val="282C34"/>
           <w:sz w:val="21"/>
         </w:rPr>
-        <w:t>Ultra-low output impedance (</w:t>
-      </w:r>
-      <w:r>
-        <w:rPr>
-          <w:i/>
-          <w:color w:val="145AA0"/>
-          <w:sz w:val="21"/>
-        </w:rPr>
-        <w:t>1/g_m</w:t>
-      </w:r>
-      <w:r>
-        <w:rPr>
-          <w:color w:val="282C34"/>
-          <w:sz w:val="21"/>
-        </w:rPr>
-        <w:t>) and high-frequency output pole placement.</w:t>
+        <w:t>Ultra-low output impedance (1 / g_m) and high-frequency output pole placement.</w:t>
       </w:r>
     </w:p>
     <w:p>
@@ -4075,22 +3659,7 @@
           <w:color w:val="282C34"/>
           <w:sz w:val="21"/>
         </w:rPr>
-        <w:t xml:space="preserve">The gate headroom constraint: why </w:t>
-      </w:r>
-      <w:r>
-        <w:rPr>
-          <w:i/>
-          <w:color w:val="145AA0"/>
-          <w:sz w:val="21"/>
-        </w:rPr>
-        <w:t>V_{GATE &gt; V_{OUT + V_{GS</w:t>
-      </w:r>
-      <w:r>
-        <w:rPr>
-          <w:color w:val="282C34"/>
-          <w:sz w:val="21"/>
-        </w:rPr>
-        <w:t xml:space="preserve"> requires either a </w:t>
+        <w:t xml:space="preserve">The gate headroom constraint: why V_GATE &gt; V_OUT + V_GS requires either a </w:t>
       </w:r>
       <w:r>
         <w:rPr>
@@ -4098,7 +3667,7 @@
           <w:color w:val="282C34"/>
           <w:sz w:val="21"/>
         </w:rPr>
-        <w:t>$V_{BIAS}$ auxiliary supply</w:t>
+        <w:t>V_BIAS auxiliary supply</w:t>
       </w:r>
       <w:r>
         <w:rPr>
@@ -4148,22 +3717,7 @@
           <w:color w:val="282C34"/>
           <w:sz w:val="21"/>
         </w:rPr>
-        <w:t>Body effect (</w:t>
-      </w:r>
-      <w:r>
-        <w:rPr>
-          <w:i/>
-          <w:color w:val="145AA0"/>
-          <w:sz w:val="21"/>
-        </w:rPr>
-        <w:t>V_{SB</w:t>
-      </w:r>
-      <w:r>
-        <w:rPr>
-          <w:color w:val="282C34"/>
-          <w:sz w:val="21"/>
-        </w:rPr>
-        <w:t>) and isolated P-well / triple-well CMOS fabrication.</w:t>
+        <w:t>Body effect (V_SB) and isolated P-well / triple-well CMOS fabrication.</w:t>
       </w:r>
     </w:p>
     <w:p>
@@ -4250,52 +3804,7 @@
           <w:color w:val="282C34"/>
           <w:sz w:val="21"/>
         </w:rPr>
-        <w:t>Mathematical derivations for power dissipation (</w:t>
-      </w:r>
-      <w:r>
-        <w:rPr>
-          <w:i/>
-          <w:color w:val="145AA0"/>
-          <w:sz w:val="21"/>
-        </w:rPr>
-        <w:t>P_D</w:t>
-      </w:r>
-      <w:r>
-        <w:rPr>
-          <w:color w:val="282C34"/>
-          <w:sz w:val="21"/>
-        </w:rPr>
-        <w:t>), regulator efficiency (</w:t>
-      </w:r>
-      <w:r>
-        <w:rPr>
-          <w:i/>
-          <w:color w:val="145AA0"/>
-          <w:sz w:val="21"/>
-        </w:rPr>
-        <w:t>\eta</w:t>
-      </w:r>
-      <w:r>
-        <w:rPr>
-          <w:color w:val="282C34"/>
-          <w:sz w:val="21"/>
-        </w:rPr>
-        <w:t>), and junction temperature (</w:t>
-      </w:r>
-      <w:r>
-        <w:rPr>
-          <w:i/>
-          <w:color w:val="145AA0"/>
-          <w:sz w:val="21"/>
-        </w:rPr>
-        <w:t>T_J</w:t>
-      </w:r>
-      <w:r>
-        <w:rPr>
-          <w:color w:val="282C34"/>
-          <w:sz w:val="21"/>
-        </w:rPr>
-        <w:t>).</w:t>
+        <w:t>Mathematical derivations for power dissipation (P_D), regulator efficiency (eta), and junction temperature (T_J).</w:t>
       </w:r>
     </w:p>
     <w:p>
@@ -4309,52 +3818,7 @@
           <w:color w:val="282C34"/>
           <w:sz w:val="21"/>
         </w:rPr>
-        <w:t>Thermal resistance networks (</w:t>
-      </w:r>
-      <w:r>
-        <w:rPr>
-          <w:i/>
-          <w:color w:val="145AA0"/>
-          <w:sz w:val="21"/>
-        </w:rPr>
-        <w:t>\theta_{JC</w:t>
-      </w:r>
-      <w:r>
-        <w:rPr>
-          <w:color w:val="282C34"/>
-          <w:sz w:val="21"/>
-        </w:rPr>
-        <w:t xml:space="preserve">, </w:t>
-      </w:r>
-      <w:r>
-        <w:rPr>
-          <w:i/>
-          <w:color w:val="145AA0"/>
-          <w:sz w:val="21"/>
-        </w:rPr>
-        <w:t>\theta_{CS</w:t>
-      </w:r>
-      <w:r>
-        <w:rPr>
-          <w:color w:val="282C34"/>
-          <w:sz w:val="21"/>
-        </w:rPr>
-        <w:t xml:space="preserve">, </w:t>
-      </w:r>
-      <w:r>
-        <w:rPr>
-          <w:i/>
-          <w:color w:val="145AA0"/>
-          <w:sz w:val="21"/>
-        </w:rPr>
-        <w:t>\theta_{SA</w:t>
-      </w:r>
-      <w:r>
-        <w:rPr>
-          <w:color w:val="282C34"/>
-          <w:sz w:val="21"/>
-        </w:rPr>
-        <w:t>) and PCB thermal copper polygon sizing.</w:t>
+        <w:t>Thermal resistance networks (θ_JC, θ_CS, θ_SA) and PCB thermal copper polygon sizing.</w:t>
       </w:r>
     </w:p>
     <w:p>
@@ -4368,22 +3832,7 @@
           <w:color w:val="282C34"/>
           <w:sz w:val="21"/>
         </w:rPr>
-        <w:t>Feedback resistor divider calculation (</w:t>
-      </w:r>
-      <w:r>
-        <w:rPr>
-          <w:i/>
-          <w:color w:val="145AA0"/>
-          <w:sz w:val="21"/>
-        </w:rPr>
-        <w:t>R_1, R_2</w:t>
-      </w:r>
-      <w:r>
-        <w:rPr>
-          <w:color w:val="282C34"/>
-          <w:sz w:val="21"/>
-        </w:rPr>
-        <w:t>) using standard 1% E96 values.</w:t>
+        <w:t>Feedback resistor divider calculation (R1, R2) using standard 1% E96 values.</w:t>
       </w:r>
     </w:p>
     <w:p>
@@ -4397,22 +3846,7 @@
           <w:color w:val="282C34"/>
           <w:sz w:val="21"/>
         </w:rPr>
-        <w:t>Feedforward capacitor (</w:t>
-      </w:r>
-      <w:r>
-        <w:rPr>
-          <w:i/>
-          <w:color w:val="145AA0"/>
-          <w:sz w:val="21"/>
-        </w:rPr>
-        <w:t>C_{FF</w:t>
-      </w:r>
-      <w:r>
-        <w:rPr>
-          <w:color w:val="282C34"/>
-          <w:sz w:val="21"/>
-        </w:rPr>
-        <w:t>) phase-lead zero/pole derivations for improved phase margin and transient recovery.</w:t>
+        <w:t>Feedforward capacitor (C_FF) phase-lead zero/pole derivations for improved phase margin and transient recovery.</w:t>
       </w:r>
     </w:p>
     <w:p>
@@ -4482,37 +3916,7 @@
           <w:color w:val="282C34"/>
           <w:sz w:val="21"/>
         </w:rPr>
-        <w:t>Hybrid Power Architecture (SMPS Pre-Regulator + LDO Post-Regulator): dynamic headroom sizing (</w:t>
-      </w:r>
-      <w:r>
-        <w:rPr>
-          <w:i/>
-          <w:color w:val="145AA0"/>
-          <w:sz w:val="21"/>
-        </w:rPr>
-        <w:t>V_{IN(LDO) ≥ V_{OUT + V_{DO + V_{ripple/2 + V_{margin</w:t>
-      </w:r>
-      <w:r>
-        <w:rPr>
-          <w:color w:val="282C34"/>
-          <w:sz w:val="21"/>
-        </w:rPr>
-        <w:t>) and system efficiency formulations (</w:t>
-      </w:r>
-      <w:r>
-        <w:rPr>
-          <w:i/>
-          <w:color w:val="145AA0"/>
-          <w:sz w:val="21"/>
-        </w:rPr>
-        <w:t>\eta_{total \approx 80\%</w:t>
-      </w:r>
-      <w:r>
-        <w:rPr>
-          <w:color w:val="282C34"/>
-          <w:sz w:val="21"/>
-        </w:rPr>
-        <w:t>).</w:t>
+        <w:t>Hybrid Power Architecture (SMPS Pre-Regulator + LDO Post-Regulator): dynamic headroom sizing (V_IN(LDO) &gt;= V_OUT + V_DO + V_ripple/2 + V_margin) and system efficiency formulations (η_total ≈ 80\%).</w:t>
       </w:r>
     </w:p>
     <w:p>
@@ -4526,22 +3930,7 @@
           <w:color w:val="282C34"/>
           <w:sz w:val="21"/>
         </w:rPr>
-        <w:t>Intermediate passive filtering: Ferrite Bead + MLCC Pi-network bridging the LDO PSRR roll-off zone (</w:t>
-      </w:r>
-      <w:r>
-        <w:rPr>
-          <w:i/>
-          <w:color w:val="145AA0"/>
-          <w:sz w:val="21"/>
-        </w:rPr>
-        <w:t>200\,kHz \dots 2\,MHz</w:t>
-      </w:r>
-      <w:r>
-        <w:rPr>
-          <w:color w:val="282C34"/>
-          <w:sz w:val="21"/>
-        </w:rPr>
-        <w:t>).</w:t>
+        <w:t>Intermediate passive filtering: Ferrite Bead + MLCC Pi-network bridging the LDO PSRR roll-off zone (200 kHz ... 2 MHz).</w:t>
       </w:r>
     </w:p>
     <w:p>
@@ -4569,22 +3958,7 @@
           <w:color w:val="282C34"/>
           <w:sz w:val="21"/>
         </w:rPr>
-        <w:t>Rugged protection mechanics: Inrush current limitation and soft-start capacitor (</w:t>
-      </w:r>
-      <w:r>
-        <w:rPr>
-          <w:i/>
-          <w:color w:val="145AA0"/>
-          <w:sz w:val="21"/>
-        </w:rPr>
-        <w:t>C_{SS</w:t>
-      </w:r>
-      <w:r>
-        <w:rPr>
-          <w:color w:val="282C34"/>
-          <w:sz w:val="21"/>
-        </w:rPr>
-        <w:t>) sizing, reverse-current backfeeding protection under bus collapse, and short-circuit foldback limiting.</w:t>
+        <w:t>Rugged protection mechanics: Inrush current limitation and soft-start capacitor (C_SS) sizing, reverse-current backfeeding protection under bus collapse, and short-circuit foldback limiting.</w:t>
       </w:r>
     </w:p>
     <w:p>
@@ -4598,52 +3972,7 @@
           <w:color w:val="282C34"/>
           <w:sz w:val="21"/>
         </w:rPr>
-        <w:t xml:space="preserve">Complete hardware implementation: Industrial </w:t>
-      </w:r>
-      <w:r>
-        <w:rPr>
-          <w:i/>
-          <w:color w:val="145AA0"/>
-          <w:sz w:val="21"/>
-        </w:rPr>
-        <w:t>24\,V \rightarrow 3.8\,V</w:t>
-      </w:r>
-      <w:r>
-        <w:rPr>
-          <w:color w:val="282C34"/>
-          <w:sz w:val="21"/>
-        </w:rPr>
-        <w:t xml:space="preserve"> Buck </w:t>
-      </w:r>
-      <w:r>
-        <w:rPr>
-          <w:i/>
-          <w:color w:val="145AA0"/>
-          <w:sz w:val="21"/>
-        </w:rPr>
-        <w:t>\rightarrow 3.3\,V</w:t>
-      </w:r>
-      <w:r>
-        <w:rPr>
-          <w:color w:val="282C34"/>
-          <w:sz w:val="21"/>
-        </w:rPr>
-        <w:t xml:space="preserve"> ultra-low noise (</w:t>
-      </w:r>
-      <w:r>
-        <w:rPr>
-          <w:i/>
-          <w:color w:val="145AA0"/>
-          <w:sz w:val="21"/>
-        </w:rPr>
-        <w:t>4.2\,µV_{RMS</w:t>
-      </w:r>
-      <w:r>
-        <w:rPr>
-          <w:color w:val="282C34"/>
-          <w:sz w:val="21"/>
-        </w:rPr>
-        <w:t>) analog power supply schematic.</w:t>
+        <w:t>Complete hardware implementation: Industrial 24 V -&gt; 3.8 V Buck -&gt; 3.3 V ultra-low noise (4.2 µV_RMS) analog power supply schematic.</w:t>
       </w:r>
     </w:p>
     <w:p>
